--- a/docs/01_setup_and_quickstart.docx
+++ b/docs/01_setup_and_quickstart.docx
@@ -400,13 +400,13 @@
     </w:p>
     <w:p>
       <w:pPr>
-        <w:pStyle w:val="ListNumber"/>
+        <w:ind w:left="510" w:hanging="340"/>
       </w:pPr>
       <w:r>
         <w:rPr>
           <w:b w:val="0"/>
         </w:rPr>
-        <w:t xml:space="preserve">Creates </w:t>
+        <w:t xml:space="preserve">1.  Creates </w:t>
       </w:r>
       <w:r>
         <w:rPr>
@@ -424,24 +424,24 @@
     </w:p>
     <w:p>
       <w:pPr>
-        <w:pStyle w:val="ListNumber"/>
+        <w:ind w:left="510" w:hanging="340"/>
       </w:pPr>
       <w:r>
         <w:rPr>
           <w:b w:val="0"/>
         </w:rPr>
-        <w:t>Installs the Python dependencies, including the optional extras for the semantic interrupt classifier and spoken replies. If the extras fail to install it retries without them.</w:t>
+        <w:t>2.  Installs the Python dependencies, including the optional extras for the semantic interrupt classifier and spoken replies. If the extras fail to install it retries without them.</w:t>
       </w:r>
     </w:p>
     <w:p>
       <w:pPr>
-        <w:pStyle w:val="ListNumber"/>
+        <w:ind w:left="510" w:hanging="340"/>
       </w:pPr>
       <w:r>
         <w:rPr>
           <w:b w:val="0"/>
         </w:rPr>
-        <w:t xml:space="preserve">Creates </w:t>
+        <w:t xml:space="preserve">3.  Creates </w:t>
       </w:r>
       <w:r>
         <w:rPr>
@@ -485,24 +485,24 @@
     </w:p>
     <w:p>
       <w:pPr>
-        <w:pStyle w:val="ListNumber"/>
+        <w:ind w:left="510" w:hanging="340"/>
       </w:pPr>
       <w:r>
         <w:rPr>
           <w:b w:val="0"/>
         </w:rPr>
-        <w:t>Builds the web UI if Node.js 18+ is present. Without Node it prints how to build later and carries on.</w:t>
+        <w:t>4.  Builds the web UI if Node.js 18+ is present. Without Node it prints how to build later and carries on.</w:t>
       </w:r>
     </w:p>
     <w:p>
       <w:pPr>
-        <w:pStyle w:val="ListNumber"/>
+        <w:ind w:left="510" w:hanging="340"/>
       </w:pPr>
       <w:r>
         <w:rPr>
           <w:b w:val="0"/>
         </w:rPr>
-        <w:t xml:space="preserve">Downloads the models: Whisper </w:t>
+        <w:t xml:space="preserve">5.  Downloads the models: Whisper </w:t>
       </w:r>
       <w:r>
         <w:rPr>
@@ -520,13 +520,13 @@
     </w:p>
     <w:p>
       <w:pPr>
-        <w:pStyle w:val="ListNumber"/>
+        <w:ind w:left="510" w:hanging="340"/>
       </w:pPr>
       <w:r>
         <w:rPr>
           <w:b w:val="0"/>
         </w:rPr>
-        <w:t xml:space="preserve">Runs the offline evaluation as a self-check. It must print </w:t>
+        <w:t xml:space="preserve">6.  Runs the offline evaluation as a self-check. It must print </w:t>
       </w:r>
       <w:r>
         <w:rPr>

--- a/docs/01_setup_and_quickstart.docx
+++ b/docs/01_setup_and_quickstart.docx
@@ -278,6 +278,68 @@
                 <w:sz w:val="18"/>
               </w:rPr>
               <w:t>Full control</w:t>
+            </w:r>
+          </w:p>
+        </w:tc>
+      </w:tr>
+      <w:tr>
+        <w:tc>
+          <w:tcPr>
+            <w:tcW w:type="dxa" w:w="2436"/>
+          </w:tcPr>
+          <w:p>
+            <w:r/>
+            <w:r>
+              <w:rPr>
+                <w:b w:val="0"/>
+                <w:sz w:val="18"/>
+              </w:rPr>
+              <w:t>D. Windows installer</w:t>
+            </w:r>
+          </w:p>
+        </w:tc>
+        <w:tc>
+          <w:tcPr>
+            <w:tcW w:type="dxa" w:w="2436"/>
+          </w:tcPr>
+          <w:p>
+            <w:r/>
+            <w:r>
+              <w:rPr>
+                <w:b w:val="0"/>
+                <w:sz w:val="18"/>
+              </w:rPr>
+              <w:t>Windows 10 or 11</w:t>
+            </w:r>
+          </w:p>
+        </w:tc>
+        <w:tc>
+          <w:tcPr>
+            <w:tcW w:type="dxa" w:w="2436"/>
+          </w:tcPr>
+          <w:p>
+            <w:r/>
+            <w:r>
+              <w:rPr>
+                <w:b w:val="0"/>
+                <w:sz w:val="18"/>
+              </w:rPr>
+              <w:t>2 min</w:t>
+            </w:r>
+          </w:p>
+        </w:tc>
+        <w:tc>
+          <w:tcPr>
+            <w:tcW w:type="dxa" w:w="2436"/>
+          </w:tcPr>
+          <w:p>
+            <w:r/>
+            <w:r>
+              <w:rPr>
+                <w:b w:val="0"/>
+                <w:sz w:val="18"/>
+              </w:rPr>
+              <w:t>Using it without any tooling: see the Desktop App chapter</w:t>
             </w:r>
           </w:p>
         </w:tc>
